--- a/docs/export/system_architecture.docx
+++ b/docs/export/system_architecture.docx
@@ -1467,8 +1467,28 @@
             <w:r>
               <w:rPr>
                 <w:rFonts w:hint="eastAsia"/>
+                <w:b/>
+                <w:bCs/>
               </w:rPr>
-              <w:t xml:space="preserve">次の実装対象</w:t>
+              <w:t xml:space="preserve">実装済み</w:t>
+            </w:r>
+            <w:r>
+              <w:rPr>
+                <w:rFonts w:hint="eastAsia"/>
+              </w:rPr>
+              <w:t xml:space="preserve">（</w:t>
+            </w:r>
+            <w:r>
+              <w:rPr>
+                <w:rStyle w:val="VerbatimChar"/>
+              </w:rPr>
+              <w:t xml:space="preserve">/api/lv/multi</w:t>
+            </w:r>
+            <w:r>
+              <w:rPr>
+                <w:rFonts w:hint="eastAsia"/>
+              </w:rPr>
+              <w:t xml:space="preserve">・LabVIEW実機で往復確認済み）</w:t>
             </w:r>
           </w:p>
         </w:tc>
@@ -1515,6 +1535,26 @@
         </w:tc>
       </w:tr>
     </w:tbl>
+    <w:p>
+      <w:pPr>
+        <w:pStyle w:val="BlockText"/>
+      </w:pPr>
+      <w:r>
+        <w:rPr>
+          <w:rFonts w:hint="eastAsia"/>
+        </w:rPr>
+        <w:t xml:space="preserve">段階Bでは、発言順の決定（誰が何番目に話すか）と実行を分けて実装した。</w:t>
+      </w:r>
+      <w:r>
+        <w:t xml:space="preserve"> </w:t>
+      </w:r>
+      <w:r>
+        <w:rPr>
+          <w:rFonts w:hint="eastAsia"/>
+        </w:rPr>
+        <w:t xml:space="preserve">段階Cは、この「発言順を決める部分」をファシリテーターAIの判断に差し替える形で拡張する。</w:t>
+      </w:r>
+    </w:p>
     <w:p>
       <w:r>
         <w:pict>
